--- a/Documentatie.docx
+++ b/Documentatie.docx
@@ -2,7 +2,154 @@
 <file path=word/document.xml><?xml version="1.0" encoding="utf-8"?>
 <w:document xmlns:wpc="http://schemas.microsoft.com/office/word/2010/wordprocessingCanvas" xmlns:cx="http://schemas.microsoft.com/office/drawing/2014/chartex" xmlns:cx1="http://schemas.microsoft.com/office/drawing/2015/9/8/chartex" xmlns:cx2="http://schemas.microsoft.com/office/drawing/2015/10/21/chartex" xmlns:cx3="http://schemas.microsoft.com/office/drawing/2016/5/9/chartex" xmlns:cx4="http://schemas.microsoft.com/office/drawing/2016/5/10/chartex" xmlns:cx5="http://schemas.microsoft.com/office/drawing/2016/5/11/chartex" xmlns:cx6="http://schemas.microsoft.com/office/drawing/2016/5/12/chartex" xmlns:cx7="http://schemas.microsoft.com/office/drawing/2016/5/13/chartex" xmlns:cx8="http://schemas.microsoft.com/office/drawing/2016/5/14/chartex" xmlns:mc="http://schemas.openxmlformats.org/markup-compatibility/2006" xmlns:aink="http://schemas.microsoft.com/office/drawing/2016/ink" xmlns:am3d="http://schemas.microsoft.com/office/drawing/2017/model3d" xmlns:o="urn:schemas-microsoft-com:office:office" xmlns:oel="http://schemas.microsoft.com/office/2019/extlst" xmlns:r="http://schemas.openxmlformats.org/officeDocument/2006/relationships" xmlns:m="http://schemas.openxmlformats.org/officeDocument/2006/math" xmlns:v="urn:schemas-microsoft-com:vml" xmlns:wp14="http://schemas.microsoft.com/office/word/2010/wordprocessingDrawing" xmlns:wp="http://schemas.openxmlformats.org/drawingml/2006/wordprocessingDrawing" xmlns:w10="urn:schemas-microsoft-com:office:word" xmlns:w="http://schemas.openxmlformats.org/wordprocessingml/2006/main" xmlns:w14="http://schemas.microsoft.com/office/word/2010/wordml" xmlns:w15="http://schemas.microsoft.com/office/word/2012/wordml" xmlns:w16cex="http://schemas.microsoft.com/office/word/2018/wordml/cex" xmlns:w16cid="http://schemas.microsoft.com/office/word/2016/wordml/cid" xmlns:w16="http://schemas.microsoft.com/office/word/2018/wordml" xmlns:w16du="http://schemas.microsoft.com/office/word/2023/wordml/word16du" xmlns:w16sdtdh="http://schemas.microsoft.com/office/word/2020/wordml/sdtdatahash" xmlns:w16sdtfl="http://schemas.microsoft.com/office/word/2024/wordml/sdtformatlock" xmlns:w16se="http://schemas.microsoft.com/office/word/2015/wordml/symex" xmlns:wpg="http://schemas.microsoft.com/office/word/2010/wordprocessingGroup" xmlns:wpi="http://schemas.microsoft.com/office/word/2010/wordprocessingInk" xmlns:wne="http://schemas.microsoft.com/office/word/2006/wordml" xmlns:wps="http://schemas.microsoft.com/office/word/2010/wordprocessingShape" mc:Ignorable="w14 w15 w16se w16cid w16 w16cex w16sdtdh w16sdtfl w16du wp14">
   <w:body>
+    <w:p>
+      <w:pPr>
+        <w:rPr>
+          <w:sz w:val="28"/>
+          <w:szCs w:val="28"/>
+        </w:rPr>
+      </w:pPr>
+      <w:r>
+        <w:rPr>
+          <w:sz w:val="28"/>
+          <w:szCs w:val="28"/>
+        </w:rPr>
+        <w:t>Documentatie</w:t>
+      </w:r>
+    </w:p>
+    <w:p>
+      <w:r>
+        <w:t>Omdat dit een vrij simpele opdracht is heb ik besloten</w:t>
+      </w:r>
+      <w:r>
+        <w:t xml:space="preserve"> de lijst simpelweg in de welcome.blade pagina te zetten.</w:t>
+      </w:r>
+      <w:r>
+        <w:t xml:space="preserve"> Ik neem aan dat dat vast wel kan.</w:t>
+      </w:r>
+      <w:r>
+        <w:t xml:space="preserve"> O</w:t>
+      </w:r>
+      <w:r>
+        <w:t>m mijzelf een beetje op weg te helpen heb ik redelijk wat gebruik gemaakt van CoPilot in Visual Studio Code.</w:t>
+      </w:r>
+      <w:r>
+        <w:t xml:space="preserve"> Als ik meer tijd zou hebben voor een project als dit zou ik </w:t>
+      </w:r>
+      <w:r>
+        <w:t>de prijzen hun eigen pagina geven</w:t>
+      </w:r>
+      <w:r>
+        <w:t xml:space="preserve">, en zou ik wat minder AI gebruiken en meer </w:t>
+      </w:r>
+      <w:r>
+        <w:t>zelf doen.</w:t>
+      </w:r>
+    </w:p>
+    <w:p>
+      <w:r>
+        <w:t>Het was wel wat ingewikkelder om de API werkende te krijgen voor mij, en specifiek de query goed instellen was toch wat lastiger dan de README me deed denken</w:t>
+      </w:r>
+      <w:r>
+        <w:t>.</w:t>
+      </w:r>
+    </w:p>
     <w:p/>
+    <w:p>
+      <w:r>
+        <w:t>Ik kan de juiste dag ophalen door een variabele in de code aan te passen</w:t>
+      </w:r>
+      <w:r>
+        <w:t xml:space="preserve">. De dagen er om heen worden ook opgehaald. Misschien dat dat is hoe de API het doet, misschien dat ik </w:t>
+      </w:r>
+      <w:r>
+        <w:t>het niet helemaal goed heb ingesteld.</w:t>
+      </w:r>
+    </w:p>
+    <w:p>
+      <w:r>
+        <w:t>Na wat aanpassingen haalt het nu de code van specifiek de ingestelde dag op.</w:t>
+      </w:r>
+      <w:r>
+        <w:t xml:space="preserve"> Wat ook kan is dat als er geen data beschikbaar is, </w:t>
+      </w:r>
+      <w:r>
+        <w:t>de pagina aangeeft dat er dat moment geen data beschikbaar is.</w:t>
+      </w:r>
+    </w:p>
+    <w:p>
+      <w:r>
+        <w:t xml:space="preserve">In de opdracht stonden een paar extra ideeën. Een daarvan was de data in een grafiek zetten in plaats van een lijst. Toen dacht ik ‘Weet je, ik kan </w:t>
+      </w:r>
+      <w:r>
+        <w:t xml:space="preserve">de gebruiker ook de optie geven om het zowel in </w:t>
+      </w:r>
+      <w:r>
+        <w:t>lijst-</w:t>
+      </w:r>
+      <w:r>
+        <w:t xml:space="preserve"> als in grafiekvorm te zien.</w:t>
+      </w:r>
+      <w:r>
+        <w:t>’</w:t>
+      </w:r>
+      <w:r>
+        <w:t xml:space="preserve"> Dus nu kun je </w:t>
+      </w:r>
+      <w:r>
+        <w:t>de data</w:t>
+      </w:r>
+      <w:r>
+        <w:t xml:space="preserve"> zowel in </w:t>
+      </w:r>
+      <w:r>
+        <w:t>lijst- als in grafiekvorm zien.</w:t>
+      </w:r>
+      <w:r>
+        <w:t xml:space="preserve"> Zo kun je het zowel visueel begrijpen als met simpelweg tekst.</w:t>
+      </w:r>
+    </w:p>
+    <w:p>
+      <w:r>
+        <w:t>Ook stonden er wat dingen om over na te denken. Wat ik heb besloten te doen heb ik hierboven eigenlijk al gezegd, dus een samenvatting: Ik heb zowel een lijst als een grafiek, en je kunt tussen de twee switchen; en als er geen dat beschikbaar is of er iets misgaat geeft de pagina aan dat er op dat moment geen data beschikbaar is.</w:t>
+      </w:r>
+    </w:p>
+    <w:p/>
+    <w:p>
+      <w:r>
+        <w:t xml:space="preserve">Ik zou </w:t>
+      </w:r>
+      <w:r>
+        <w:t xml:space="preserve">graag willen zeggen dat ik dit project grotendeels op school heb gemaakt, en </w:t>
+      </w:r>
+      <w:r>
+        <w:t>ik dit project in meerdere blokken heb gemaakt</w:t>
+      </w:r>
+      <w:r>
+        <w:t>.</w:t>
+      </w:r>
+      <w:r>
+        <w:t xml:space="preserve"> I</w:t>
+      </w:r>
+      <w:r>
+        <w:t>k begon rond 9 uur s’ ochtends, maar d</w:t>
+      </w:r>
+      <w:r>
+        <w:t xml:space="preserve">oor een kwartier pauze, plus een </w:t>
+      </w:r>
+      <w:r>
+        <w:t xml:space="preserve">reis naar huis van ongeveer </w:t>
+      </w:r>
+      <w:r>
+        <w:t>anderhalf uur was de tijd</w:t>
+      </w:r>
+      <w:r>
+        <w:t xml:space="preserve"> die ik had gekregen</w:t>
+      </w:r>
+      <w:r>
+        <w:t xml:space="preserve"> om rond 14:45.</w:t>
+      </w:r>
+    </w:p>
     <w:sectPr>
       <w:pgSz w:w="11906" w:h="16838"/>
       <w:pgMar w:top="1417" w:right="1417" w:bottom="1417" w:left="1417" w:header="708" w:footer="708" w:gutter="0"/>
@@ -1246,4 +1393,239 @@
     </a:ext>
   </a:extLst>
 </a:theme>
+</file>
+
+<file path=customXml/item1.xml><?xml version="1.0" encoding="utf-8"?>
+<p:properties xmlns:p="http://schemas.microsoft.com/office/2006/metadata/properties" xmlns:xsi="http://www.w3.org/2001/XMLSchema-instance" xmlns:pc="http://schemas.microsoft.com/office/infopath/2007/PartnerControls">
+  <documentManagement>
+    <_activity xmlns="120f2548-5e4b-4ceb-a652-b1f199bc40a9" xsi:nil="true"/>
+  </documentManagement>
+</p:properties>
+</file>
+
+<file path=customXml/item2.xml><?xml version="1.0" encoding="utf-8"?>
+<?mso-contentType ?>
+<FormTemplates xmlns="http://schemas.microsoft.com/sharepoint/v3/contenttype/forms">
+  <Display>DocumentLibraryForm</Display>
+  <Edit>DocumentLibraryForm</Edit>
+  <New>DocumentLibraryForm</New>
+</FormTemplates>
+</file>
+
+<file path=customXml/item3.xml><?xml version="1.0" encoding="utf-8"?>
+<ct:contentTypeSchema xmlns:ct="http://schemas.microsoft.com/office/2006/metadata/contentType" xmlns:ma="http://schemas.microsoft.com/office/2006/metadata/properties/metaAttributes" ct:_="" ma:_="" ma:contentTypeName="Document" ma:contentTypeID="0x010100CD5D131520D11B44BAEABA826400F35D" ma:contentTypeVersion="10" ma:contentTypeDescription="Een nieuw document maken." ma:contentTypeScope="" ma:versionID="18ae03c272ef3affd2901408bec2d05c">
+  <xsd:schema xmlns:xsd="http://www.w3.org/2001/XMLSchema" xmlns:xs="http://www.w3.org/2001/XMLSchema" xmlns:p="http://schemas.microsoft.com/office/2006/metadata/properties" xmlns:ns3="120f2548-5e4b-4ceb-a652-b1f199bc40a9" targetNamespace="http://schemas.microsoft.com/office/2006/metadata/properties" ma:root="true" ma:fieldsID="472a952fc8d3e91ba25da7293450dbca" ns3:_="">
+    <xsd:import namespace="120f2548-5e4b-4ceb-a652-b1f199bc40a9"/>
+    <xsd:element name="properties">
+      <xsd:complexType>
+        <xsd:sequence>
+          <xsd:element name="documentManagement">
+            <xsd:complexType>
+              <xsd:all>
+                <xsd:element ref="ns3:MediaServiceDateTaken" minOccurs="0"/>
+                <xsd:element ref="ns3:MediaServiceMetadata" minOccurs="0"/>
+                <xsd:element ref="ns3:MediaServiceFastMetadata" minOccurs="0"/>
+                <xsd:element ref="ns3:MediaServiceSearchProperties" minOccurs="0"/>
+                <xsd:element ref="ns3:MediaServiceObjectDetectorVersions" minOccurs="0"/>
+                <xsd:element ref="ns3:MediaServiceGenerationTime" minOccurs="0"/>
+                <xsd:element ref="ns3:MediaServiceEventHashCode" minOccurs="0"/>
+                <xsd:element ref="ns3:MediaServiceSystemTags" minOccurs="0"/>
+                <xsd:element ref="ns3:MediaServiceOCR" minOccurs="0"/>
+                <xsd:element ref="ns3:_activity" minOccurs="0"/>
+              </xsd:all>
+            </xsd:complexType>
+          </xsd:element>
+        </xsd:sequence>
+      </xsd:complexType>
+    </xsd:element>
+  </xsd:schema>
+  <xsd:schema xmlns:xsd="http://www.w3.org/2001/XMLSchema" xmlns:xs="http://www.w3.org/2001/XMLSchema" xmlns:dms="http://schemas.microsoft.com/office/2006/documentManagement/types" xmlns:pc="http://schemas.microsoft.com/office/infopath/2007/PartnerControls" targetNamespace="120f2548-5e4b-4ceb-a652-b1f199bc40a9" elementFormDefault="qualified">
+    <xsd:import namespace="http://schemas.microsoft.com/office/2006/documentManagement/types"/>
+    <xsd:import namespace="http://schemas.microsoft.com/office/infopath/2007/PartnerControls"/>
+    <xsd:element name="MediaServiceDateTaken" ma:index="8" nillable="true" ma:displayName="MediaServiceDateTaken" ma:hidden="true" ma:indexed="true" ma:internalName="MediaServiceDateTaken" ma:readOnly="true">
+      <xsd:simpleType>
+        <xsd:restriction base="dms:Text"/>
+      </xsd:simpleType>
+    </xsd:element>
+    <xsd:element name="MediaServiceMetadata" ma:index="9" nillable="true" ma:displayName="MediaServiceMetadata" ma:hidden="true" ma:internalName="MediaServiceMetadata" ma:readOnly="true">
+      <xsd:simpleType>
+        <xsd:restriction base="dms:Note"/>
+      </xsd:simpleType>
+    </xsd:element>
+    <xsd:element name="MediaServiceFastMetadata" ma:index="10" nillable="true" ma:displayName="MediaServiceFastMetadata" ma:hidden="true" ma:internalName="MediaServiceFastMetadata" ma:readOnly="true">
+      <xsd:simpleType>
+        <xsd:restriction base="dms:Note"/>
+      </xsd:simpleType>
+    </xsd:element>
+    <xsd:element name="MediaServiceSearchProperties" ma:index="11" nillable="true" ma:displayName="MediaServiceSearchProperties" ma:hidden="true" ma:internalName="MediaServiceSearchProperties" ma:readOnly="true">
+      <xsd:simpleType>
+        <xsd:restriction base="dms:Note"/>
+      </xsd:simpleType>
+    </xsd:element>
+    <xsd:element name="MediaServiceObjectDetectorVersions" ma:index="12" nillable="true" ma:displayName="MediaServiceObjectDetectorVersions" ma:hidden="true" ma:indexed="true" ma:internalName="MediaServiceObjectDetectorVersions" ma:readOnly="true">
+      <xsd:simpleType>
+        <xsd:restriction base="dms:Text"/>
+      </xsd:simpleType>
+    </xsd:element>
+    <xsd:element name="MediaServiceGenerationTime" ma:index="13" nillable="true" ma:displayName="MediaServiceGenerationTime" ma:hidden="true" ma:internalName="MediaServiceGenerationTime" ma:readOnly="true">
+      <xsd:simpleType>
+        <xsd:restriction base="dms:Text"/>
+      </xsd:simpleType>
+    </xsd:element>
+    <xsd:element name="MediaServiceEventHashCode" ma:index="14" nillable="true" ma:displayName="MediaServiceEventHashCode" ma:hidden="true" ma:internalName="MediaServiceEventHashCode" ma:readOnly="true">
+      <xsd:simpleType>
+        <xsd:restriction base="dms:Text"/>
+      </xsd:simpleType>
+    </xsd:element>
+    <xsd:element name="MediaServiceSystemTags" ma:index="15" nillable="true" ma:displayName="MediaServiceSystemTags" ma:hidden="true" ma:internalName="MediaServiceSystemTags" ma:readOnly="true">
+      <xsd:simpleType>
+        <xsd:restriction base="dms:Note"/>
+      </xsd:simpleType>
+    </xsd:element>
+    <xsd:element name="MediaServiceOCR" ma:index="16" nillable="true" ma:displayName="Extracted Text" ma:internalName="MediaServiceOCR" ma:readOnly="true">
+      <xsd:simpleType>
+        <xsd:restriction base="dms:Note">
+          <xsd:maxLength value="255"/>
+        </xsd:restriction>
+      </xsd:simpleType>
+    </xsd:element>
+    <xsd:element name="_activity" ma:index="17" nillable="true" ma:displayName="_activity" ma:hidden="true" ma:internalName="_activity">
+      <xsd:simpleType>
+        <xsd:restriction base="dms:Note"/>
+      </xsd:simpleType>
+    </xsd:element>
+  </xsd:schema>
+  <xsd:schema xmlns="http://schemas.openxmlformats.org/package/2006/metadata/core-properties" xmlns:xsd="http://www.w3.org/2001/XMLSchema" xmlns:xsi="http://www.w3.org/2001/XMLSchema-instance" xmlns:dc="http://purl.org/dc/elements/1.1/" xmlns:dcterms="http://purl.org/dc/terms/" xmlns:odoc="http://schemas.microsoft.com/internal/obd" targetNamespace="http://schemas.openxmlformats.org/package/2006/metadata/core-properties" elementFormDefault="qualified" attributeFormDefault="unqualified" blockDefault="#all">
+    <xsd:import namespace="http://purl.org/dc/elements/1.1/" schemaLocation="http://dublincore.org/schemas/xmls/qdc/2003/04/02/dc.xsd"/>
+    <xsd:import namespace="http://purl.org/dc/terms/" schemaLocation="http://dublincore.org/schemas/xmls/qdc/2003/04/02/dcterms.xsd"/>
+    <xsd:element name="coreProperties" type="CT_coreProperties"/>
+    <xsd:complexType name="CT_coreProperties">
+      <xsd:all>
+        <xsd:element ref="dc:creator" minOccurs="0" maxOccurs="1"/>
+        <xsd:element ref="dcterms:created" minOccurs="0" maxOccurs="1"/>
+        <xsd:element ref="dc:identifier" minOccurs="0" maxOccurs="1"/>
+        <xsd:element name="contentType" minOccurs="0" maxOccurs="1" type="xsd:string" ma:index="0" ma:displayName="Inhoudstype"/>
+        <xsd:element ref="dc:title" minOccurs="0" maxOccurs="1" ma:index="4" ma:displayName="Titel"/>
+        <xsd:element ref="dc:subject" minOccurs="0" maxOccurs="1"/>
+        <xsd:element ref="dc:description" minOccurs="0" maxOccurs="1"/>
+        <xsd:element name="keywords" minOccurs="0" maxOccurs="1" type="xsd:string"/>
+        <xsd:element ref="dc:language" minOccurs="0" maxOccurs="1"/>
+        <xsd:element name="category" minOccurs="0" maxOccurs="1" type="xsd:string"/>
+        <xsd:element name="version" minOccurs="0" maxOccurs="1" type="xsd:string"/>
+        <xsd:element name="revision" minOccurs="0" maxOccurs="1" type="xsd:string">
+          <xsd:annotation>
+            <xsd:documentation>
+                        This value indicates the number of saves or revisions. The application is responsible for updating this value after each revision.
+                    </xsd:documentation>
+          </xsd:annotation>
+        </xsd:element>
+        <xsd:element name="lastModifiedBy" minOccurs="0" maxOccurs="1" type="xsd:string"/>
+        <xsd:element ref="dcterms:modified" minOccurs="0" maxOccurs="1"/>
+        <xsd:element name="contentStatus" minOccurs="0" maxOccurs="1" type="xsd:string"/>
+      </xsd:all>
+    </xsd:complexType>
+  </xsd:schema>
+  <xs:schema xmlns:pc="http://schemas.microsoft.com/office/infopath/2007/PartnerControls" xmlns:xs="http://www.w3.org/2001/XMLSchema" targetNamespace="http://schemas.microsoft.com/office/infopath/2007/PartnerControls" elementFormDefault="qualified" attributeFormDefault="unqualified">
+    <xs:element name="Person">
+      <xs:complexType>
+        <xs:sequence>
+          <xs:element ref="pc:DisplayName" minOccurs="0"/>
+          <xs:element ref="pc:AccountId" minOccurs="0"/>
+          <xs:element ref="pc:AccountType" minOccurs="0"/>
+        </xs:sequence>
+      </xs:complexType>
+    </xs:element>
+    <xs:element name="DisplayName" type="xs:string"/>
+    <xs:element name="AccountId" type="xs:string"/>
+    <xs:element name="AccountType" type="xs:string"/>
+    <xs:element name="BDCAssociatedEntity">
+      <xs:complexType>
+        <xs:sequence>
+          <xs:element ref="pc:BDCEntity" minOccurs="0" maxOccurs="unbounded"/>
+        </xs:sequence>
+        <xs:attribute ref="pc:EntityNamespace"/>
+        <xs:attribute ref="pc:EntityName"/>
+        <xs:attribute ref="pc:SystemInstanceName"/>
+        <xs:attribute ref="pc:AssociationName"/>
+      </xs:complexType>
+    </xs:element>
+    <xs:attribute name="EntityNamespace" type="xs:string"/>
+    <xs:attribute name="EntityName" type="xs:string"/>
+    <xs:attribute name="SystemInstanceName" type="xs:string"/>
+    <xs:attribute name="AssociationName" type="xs:string"/>
+    <xs:element name="BDCEntity">
+      <xs:complexType>
+        <xs:sequence>
+          <xs:element ref="pc:EntityDisplayName" minOccurs="0"/>
+          <xs:element ref="pc:EntityInstanceReference" minOccurs="0"/>
+          <xs:element ref="pc:EntityId1" minOccurs="0"/>
+          <xs:element ref="pc:EntityId2" minOccurs="0"/>
+          <xs:element ref="pc:EntityId3" minOccurs="0"/>
+          <xs:element ref="pc:EntityId4" minOccurs="0"/>
+          <xs:element ref="pc:EntityId5" minOccurs="0"/>
+        </xs:sequence>
+      </xs:complexType>
+    </xs:element>
+    <xs:element name="EntityDisplayName" type="xs:string"/>
+    <xs:element name="EntityInstanceReference" type="xs:string"/>
+    <xs:element name="EntityId1" type="xs:string"/>
+    <xs:element name="EntityId2" type="xs:string"/>
+    <xs:element name="EntityId3" type="xs:string"/>
+    <xs:element name="EntityId4" type="xs:string"/>
+    <xs:element name="EntityId5" type="xs:string"/>
+    <xs:element name="Terms">
+      <xs:complexType>
+        <xs:sequence>
+          <xs:element ref="pc:TermInfo" minOccurs="0" maxOccurs="unbounded"/>
+        </xs:sequence>
+      </xs:complexType>
+    </xs:element>
+    <xs:element name="TermInfo">
+      <xs:complexType>
+        <xs:sequence>
+          <xs:element ref="pc:TermName" minOccurs="0"/>
+          <xs:element ref="pc:TermId" minOccurs="0"/>
+        </xs:sequence>
+      </xs:complexType>
+    </xs:element>
+    <xs:element name="TermName" type="xs:string"/>
+    <xs:element name="TermId" type="xs:string"/>
+  </xs:schema>
+</ct:contentTypeSchema>
+</file>
+
+<file path=customXml/itemProps1.xml><?xml version="1.0" encoding="utf-8"?>
+<ds:datastoreItem xmlns:ds="http://schemas.openxmlformats.org/officeDocument/2006/customXml" ds:itemID="{46B22C51-9B11-4A49-B2FE-01EF6F6BFC04}">
+  <ds:schemaRefs>
+    <ds:schemaRef ds:uri="http://schemas.microsoft.com/office/2006/metadata/properties"/>
+    <ds:schemaRef ds:uri="http://schemas.microsoft.com/office/infopath/2007/PartnerControls"/>
+    <ds:schemaRef ds:uri="120f2548-5e4b-4ceb-a652-b1f199bc40a9"/>
+  </ds:schemaRefs>
+</ds:datastoreItem>
+</file>
+
+<file path=customXml/itemProps2.xml><?xml version="1.0" encoding="utf-8"?>
+<ds:datastoreItem xmlns:ds="http://schemas.openxmlformats.org/officeDocument/2006/customXml" ds:itemID="{F0F2A22E-0743-4DA8-A281-8115FA4EF20C}">
+  <ds:schemaRefs>
+    <ds:schemaRef ds:uri="http://schemas.microsoft.com/sharepoint/v3/contenttype/forms"/>
+  </ds:schemaRefs>
+</ds:datastoreItem>
+</file>
+
+<file path=customXml/itemProps3.xml><?xml version="1.0" encoding="utf-8"?>
+<ds:datastoreItem xmlns:ds="http://schemas.openxmlformats.org/officeDocument/2006/customXml" ds:itemID="{EAE259DA-2A77-4DEB-97C6-C93941C539AE}">
+  <ds:schemaRefs>
+    <ds:schemaRef ds:uri="http://schemas.microsoft.com/office/2006/metadata/contentType"/>
+    <ds:schemaRef ds:uri="http://schemas.microsoft.com/office/2006/metadata/properties/metaAttributes"/>
+    <ds:schemaRef ds:uri="http://www.w3.org/2001/XMLSchema"/>
+    <ds:schemaRef ds:uri="http://schemas.microsoft.com/office/2006/metadata/properties"/>
+    <ds:schemaRef ds:uri="120f2548-5e4b-4ceb-a652-b1f199bc40a9"/>
+    <ds:schemaRef ds:uri="http://schemas.microsoft.com/office/2006/documentManagement/types"/>
+    <ds:schemaRef ds:uri="http://schemas.microsoft.com/office/infopath/2007/PartnerControls"/>
+    <ds:schemaRef ds:uri="http://schemas.openxmlformats.org/package/2006/metadata/core-properties"/>
+    <ds:schemaRef ds:uri="http://purl.org/dc/elements/1.1/"/>
+    <ds:schemaRef ds:uri="http://purl.org/dc/terms/"/>
+    <ds:schemaRef ds:uri="http://schemas.microsoft.com/internal/obd"/>
+  </ds:schemaRefs>
+</ds:datastoreItem>
 </file>